--- a/results/Meta_Analysis_and_Models.docx
+++ b/results/Meta_Analysis_and_Models.docx
@@ -6127,7 +6127,7 @@
                 <w:szCs w:val="22"/>
                 <w:color w:val="000000"/>
               </w:rPr>
-              <w:t xml:space="preserve">5,904.369</w:t>
+              <w:t xml:space="preserve">5,904.370</w:t>
             </w:r>
           </w:p>
         </w:tc>
@@ -7258,7 +7258,7 @@
                 <w:szCs w:val="22"/>
                 <w:color w:val="000000"/>
               </w:rPr>
-              <w:t xml:space="preserve">24.089</w:t>
+              <w:t xml:space="preserve">24.095</w:t>
             </w:r>
           </w:p>
         </w:tc>
@@ -7312,7 +7312,7 @@
                 <w:szCs w:val="22"/>
                 <w:color w:val="000000"/>
               </w:rPr>
-              <w:t xml:space="preserve">17.294</w:t>
+              <w:t xml:space="preserve">17.307</w:t>
             </w:r>
           </w:p>
         </w:tc>
@@ -7696,7 +7696,7 @@
                 <w:szCs w:val="22"/>
                 <w:color w:val="000000"/>
               </w:rPr>
-              <w:t xml:space="preserve">14,261.852</w:t>
+              <w:t xml:space="preserve">14,261.898</w:t>
             </w:r>
           </w:p>
         </w:tc>
@@ -8080,7 +8080,7 @@
                 <w:szCs w:val="22"/>
                 <w:color w:val="000000"/>
               </w:rPr>
-              <w:t xml:space="preserve">14,265.846</w:t>
+              <w:t xml:space="preserve">14,265.879</w:t>
             </w:r>
           </w:p>
         </w:tc>
@@ -8464,7 +8464,7 @@
                 <w:szCs w:val="22"/>
                 <w:color w:val="000000"/>
               </w:rPr>
-              <w:t xml:space="preserve">9,059.732</w:t>
+              <w:t xml:space="preserve">9,059.257</w:t>
             </w:r>
           </w:p>
         </w:tc>
@@ -8848,7 +8848,7 @@
                 <w:szCs w:val="22"/>
                 <w:color w:val="000000"/>
               </w:rPr>
-              <w:t xml:space="preserve">13,862.520</w:t>
+              <w:t xml:space="preserve">13,862.566</w:t>
             </w:r>
           </w:p>
         </w:tc>
@@ -9232,7 +9232,7 @@
                 <w:szCs w:val="22"/>
                 <w:color w:val="000000"/>
               </w:rPr>
-              <w:t xml:space="preserve">14,331.716</w:t>
+              <w:t xml:space="preserve">14,331.757</w:t>
             </w:r>
           </w:p>
         </w:tc>
